--- a/docs/design/Sources/LEDS-SFD-EXP-001_Exploration_acteurs_et_declencheurs_v1.0.docx
+++ b/docs/design/Sources/LEDS-SFD-EXP-001_Exploration_acteurs_et_declencheurs_v1.0.docx
@@ -1757,7 +1757,39 @@
           <w:color w:val="1C2027"/>
           <w:sz w:val="21"/>
         </w:rPr>
-        <w:t>distance. Le joueur ne pénètre pas sur la case du PNJ.</w:t>
+        <w:t>distance. Une case occupée par un PNJ peut être traversée au milieu d'un</w:t>
+      </w:r>
+    </w:p>
+    <w:p>
+      <w:pPr>
+        <w:spacing w:after="100"/>
+        <w:ind w:left="0" w:firstLine="0"/>
+      </w:pPr>
+      <w:r>
+        <w:rPr>
+          <w:rFonts w:ascii="Georgia" w:hAnsi="Georgia"/>
+          <w:b w:val="0"/>
+          <w:i w:val="0"/>
+          <w:color w:val="1C2027"/>
+          <w:sz w:val="21"/>
+        </w:rPr>
+        <w:t>trajet afin de ne jamais condamner un couloir, mais elle ne peut pas être la</w:t>
+      </w:r>
+    </w:p>
+    <w:p>
+      <w:pPr>
+        <w:spacing w:after="100"/>
+        <w:ind w:left="0" w:firstLine="0"/>
+      </w:pPr>
+      <w:r>
+        <w:rPr>
+          <w:rFonts w:ascii="Georgia" w:hAnsi="Georgia"/>
+          <w:b w:val="0"/>
+          <w:i w:val="0"/>
+          <w:color w:val="1C2027"/>
+          <w:sz w:val="21"/>
+        </w:rPr>
+        <w:t>destination finale du joueur.</w:t>
       </w:r>
     </w:p>
     <w:p>
@@ -3465,6 +3497,58 @@
           <w:color w:val="1C2027"/>
           <w:sz w:val="21"/>
         </w:rPr>
+        <w:t>CA-EXP-003b</w:t>
+      </w:r>
+      <w:r>
+        <w:rPr>
+          <w:rFonts w:ascii="Georgia" w:hAnsi="Georgia"/>
+          <w:b w:val="0"/>
+          <w:i w:val="0"/>
+          <w:color w:val="1C2027"/>
+          <w:sz w:val="21"/>
+        </w:rPr>
+        <w:t xml:space="preserve"> — Une destination libre située derrière un PNJ dans un couloir</w:t>
+      </w:r>
+    </w:p>
+    <w:p>
+      <w:pPr>
+        <w:spacing w:after="100"/>
+        <w:ind w:left="0" w:firstLine="0"/>
+      </w:pPr>
+      <w:r>
+        <w:rPr>
+          <w:rFonts w:ascii="Georgia" w:hAnsi="Georgia"/>
+          <w:b w:val="0"/>
+          <w:i w:val="0"/>
+          <w:color w:val="1C2027"/>
+          <w:sz w:val="21"/>
+        </w:rPr>
+        <w:t>reste atteignable ; le trajet traverse la case occupée sans y terminer.</w:t>
+      </w:r>
+    </w:p>
+    <w:p>
+      <w:pPr>
+        <w:spacing w:after="100"/>
+        <w:ind w:left="317" w:hanging="202"/>
+      </w:pPr>
+      <w:r>
+        <w:rPr>
+          <w:rFonts w:ascii="Georgia" w:hAnsi="Georgia"/>
+          <w:b/>
+          <w:i w:val="0"/>
+          <w:color w:val="525C6C"/>
+          <w:sz w:val="20"/>
+        </w:rPr>
+        <w:t xml:space="preserve">—  </w:t>
+      </w:r>
+      <w:r>
+        <w:rPr>
+          <w:rFonts w:ascii="Georgia" w:hAnsi="Georgia"/>
+          <w:b/>
+          <w:i w:val="0"/>
+          <w:color w:val="1C2027"/>
+          <w:sz w:val="21"/>
+        </w:rPr>
         <w:t>CA-EXP-004</w:t>
       </w:r>
       <w:r>
@@ -3797,7 +3881,23 @@
           <w:color w:val="1C2027"/>
           <w:sz w:val="21"/>
         </w:rPr>
-        <w:t>Refonte des dialogues ou du contenu narratif des PNJ.</w:t>
+        <w:t>Réécriture du contenu narratif des PNJ ; l'interaction réutilise les graphes</w:t>
+      </w:r>
+    </w:p>
+    <w:p>
+      <w:pPr>
+        <w:spacing w:after="100"/>
+        <w:ind w:left="0" w:firstLine="0"/>
+      </w:pPr>
+      <w:r>
+        <w:rPr>
+          <w:rFonts w:ascii="Georgia" w:hAnsi="Georgia"/>
+          <w:b w:val="0"/>
+          <w:i w:val="0"/>
+          <w:color w:val="1C2027"/>
+          <w:sz w:val="21"/>
+        </w:rPr>
+        <w:t>de dialogue déjà authored dans le Catalogue.</w:t>
       </w:r>
     </w:p>
     <w:p>
